--- a/assets/docs/30_KNTT_Bai-2_Can-bang-trong-dung-dich-nuoc-_Hue-Ha_DAP-AN.docx
+++ b/assets/docs/30_KNTT_Bai-2_Can-bang-trong-dung-dich-nuoc-_Hue-Ha_DAP-AN.docx
@@ -17634,7 +17634,7 @@
           <w:rStyle w:val="Hyperlink"/>
           <w:rFonts w:ascii="Times New Roman" w:hAnsi="Times New Roman" w:cs="Times New Roman"/>
         </w:rPr>
-        <w:t>http://o2.edu.vn</w:t>
+        <w:t>https://giasu.ai.vn/</w:t>
       </w:r>
     </w:hyperlink>
     <w:bookmarkStart w:id="0" w:name="_GoBack"/>
@@ -17761,7 +17761,7 @@
           <w:rStyle w:val="Hyperlink"/>
           <w:rFonts w:ascii="Times New Roman" w:hAnsi="Times New Roman" w:cs="Times New Roman"/>
         </w:rPr>
-        <w:t>http://o2.edu.vn</w:t>
+        <w:t>https://giasu.ai.vn/</w:t>
       </w:r>
     </w:hyperlink>
   </w:p>
